--- a/05 Scrum/Historia de Usuario Sprint 2.docx
+++ b/05 Scrum/Historia de Usuario Sprint 2.docx
@@ -426,7 +426,18 @@
           </w:tcPr>
           <w:p>
             <w:r>
-              <w:t>Si el usuario no ha adquirido un plan VIP e intenta acceder a funciones exclusivas de este plan, entonces el sistema muestra el mensaje “Debes ser VIP para acceder a estas funciones”.</w:t>
+              <w:t xml:space="preserve">Si el usuario ingresa </w:t>
+            </w:r>
+            <w:r>
+              <w:t>los datos de una tarjeta vencida en el campo “Numero de tarjeta” y da al botón “</w:t>
+            </w:r>
+            <w:proofErr w:type="gramStart"/>
+            <w:r>
+              <w:t>Suscribirse ”</w:t>
+            </w:r>
+            <w:proofErr w:type="gramEnd"/>
+            <w:r>
+              <w:t xml:space="preserve"> , el sistema mostrara un mensaje “Ingrese una tarjeta valida”.</w:t>
             </w:r>
           </w:p>
         </w:tc>
@@ -696,7 +707,6 @@
               <w:t>Como un usuario, necesito eliminar mi cuenta, con la finalidad de tener control sobre mis datos personales.</w:t>
             </w:r>
           </w:p>
-          <w:p/>
           <w:p/>
           <w:p>
             <w:r>
@@ -849,11 +859,9 @@
             <w:r>
               <w:t xml:space="preserve">Si el usuario inicia el proceso de eliminación de </w:t>
             </w:r>
-            <w:proofErr w:type="gramStart"/>
-            <w:r>
-              <w:t>cuenta</w:t>
-            </w:r>
-            <w:proofErr w:type="gramEnd"/>
+            <w:r>
+              <w:t>cuenta,</w:t>
+            </w:r>
             <w:r>
               <w:t xml:space="preserve"> pero cancela </w:t>
             </w:r>
@@ -1131,16 +1139,17 @@
               <w:t>Como una empresa, necesito editar mis anuncios, con la finalidad de actualizar la información publicada.</w:t>
             </w:r>
           </w:p>
+          <w:p/>
           <w:p>
             <w:r>
               <w:rPr>
                 <w:noProof/>
               </w:rPr>
               <w:drawing>
-                <wp:inline distT="0" distB="0" distL="0" distR="0" wp14:anchorId="6A734F7F" wp14:editId="3F08927B">
+                <wp:inline distT="0" distB="0" distL="0" distR="0" wp14:anchorId="5F182F57" wp14:editId="43013C0F">
                   <wp:extent cx="5152445" cy="3391935"/>
                   <wp:effectExtent l="0" t="0" r="0" b="0"/>
-                  <wp:docPr id="427941483" name="Imagen 9"/>
+                  <wp:docPr id="494669915" name="Imagen 3"/>
                   <wp:cNvGraphicFramePr>
                     <a:graphicFrameLocks xmlns:a="http://schemas.openxmlformats.org/drawingml/2006/main" noChangeAspect="1"/>
                   </wp:cNvGraphicFramePr>
@@ -1148,7 +1157,7 @@
                     <a:graphicData uri="http://schemas.openxmlformats.org/drawingml/2006/picture">
                       <pic:pic xmlns:pic="http://schemas.openxmlformats.org/drawingml/2006/picture">
                         <pic:nvPicPr>
-                          <pic:cNvPr id="0" name="Picture 9"/>
+                          <pic:cNvPr id="0" name="Picture 3"/>
                           <pic:cNvPicPr>
                             <a:picLocks noChangeAspect="1" noChangeArrowheads="1"/>
                           </pic:cNvPicPr>
@@ -1169,7 +1178,7 @@
                         <pic:spPr bwMode="auto">
                           <a:xfrm>
                             <a:off x="0" y="0"/>
-                            <a:ext cx="5160754" cy="3397405"/>
+                            <a:ext cx="5153978" cy="3392944"/>
                           </a:xfrm>
                           <a:prstGeom prst="rect">
                             <a:avLst/>
@@ -1221,7 +1230,7 @@
       </w:tr>
       <w:tr>
         <w:trPr>
-          <w:trHeight w:val="1133"/>
+          <w:trHeight w:val="855"/>
         </w:trPr>
         <w:tc>
           <w:tcPr>
@@ -1243,20 +1252,26 @@
           </w:tcPr>
           <w:p>
             <w:r>
-              <w:t>La empresa selecciona un anuncio publicado y modifica su contenido</w:t>
-            </w:r>
-            <w:r>
-              <w:t xml:space="preserve"> presionando el botón de “Modificar”</w:t>
-            </w:r>
-            <w:r>
-              <w:t>, entonces el sistema actualiza el anuncio y muestra el mensaje “Anuncio actualizado correctamente”.</w:t>
+              <w:t>El representante de la empresa selecciona un anuncio</w:t>
+            </w:r>
+            <w:r>
+              <w:t xml:space="preserve"> en su lista de anuncios y realiza </w:t>
+            </w:r>
+            <w:r>
+              <w:t>modificaciones,</w:t>
+            </w:r>
+            <w:r>
+              <w:t xml:space="preserve"> presiona el botón “Guardar cambios”</w:t>
+            </w:r>
+            <w:r>
+              <w:t>, el sistema emitirá un mensaje “Se actualizo el anuncio correctamente”</w:t>
             </w:r>
           </w:p>
         </w:tc>
       </w:tr>
       <w:tr>
         <w:trPr>
-          <w:trHeight w:val="402"/>
+          <w:trHeight w:val="60"/>
         </w:trPr>
         <w:tc>
           <w:tcPr>
@@ -1278,23 +1293,26 @@
           </w:tcPr>
           <w:p>
             <w:r>
-              <w:t xml:space="preserve">Si la empresa </w:t>
-            </w:r>
-            <w:proofErr w:type="spellStart"/>
-            <w:r>
-              <w:t>a</w:t>
-            </w:r>
-            <w:proofErr w:type="spellEnd"/>
-            <w:r>
-              <w:t xml:space="preserve"> realizado una modificación de un anuncio y desea realizar uno nuevo sin antes presionar el botón “</w:t>
+              <w:t xml:space="preserve">Si el representante de la empresa realizo un cambio a un anuncio y selecciona otro anuncio sin antes guardar los cambios </w:t>
             </w:r>
             <w:proofErr w:type="gramStart"/>
             <w:r>
-              <w:t>Guardar ”</w:t>
+              <w:t>realizado ,</w:t>
             </w:r>
             <w:proofErr w:type="gramEnd"/>
             <w:r>
-              <w:t>, el sistema mostrara un mensaje “Guarda los nuevos cambios del anuncio modificado ”.</w:t>
+              <w:t xml:space="preserve"> el sistema emitirá un mensaje “No se guardó los </w:t>
+            </w:r>
+            <w:proofErr w:type="gramStart"/>
+            <w:r>
+              <w:t>cambios realizado</w:t>
+            </w:r>
+            <w:proofErr w:type="gramEnd"/>
+            <w:r>
+              <w:t xml:space="preserve"> en el anuncio”</w:t>
+            </w:r>
+            <w:r>
+              <w:t>.</w:t>
             </w:r>
           </w:p>
         </w:tc>
@@ -1715,7 +1733,19 @@
           </w:tcPr>
           <w:p>
             <w:r>
-              <w:t>Si la empresa intenta registrarse sin completar todos los campos requeridos y hace clic en “Registrarse”, entonces el sistema no crea la cuenta y muestra el mensaje “Debe corregir los campos marcados para continuar”.</w:t>
+              <w:t xml:space="preserve">Si la empresa intenta registrarse sin completar </w:t>
+            </w:r>
+            <w:r>
+              <w:t>el campo “RUC”</w:t>
+            </w:r>
+            <w:r>
+              <w:t xml:space="preserve"> y hace clic en “Registrarse”, entonces el sistema no crea la cuenta y muestra el mensaje “Debe </w:t>
+            </w:r>
+            <w:r>
+              <w:t>ingresar su RUC para registrarse</w:t>
+            </w:r>
+            <w:r>
+              <w:t>”.</w:t>
             </w:r>
           </w:p>
         </w:tc>
@@ -1737,13 +1767,13 @@
         <w:tblLook w:val="04A0" w:firstRow="1" w:lastRow="0" w:firstColumn="1" w:lastColumn="0" w:noHBand="0" w:noVBand="1"/>
       </w:tblPr>
       <w:tblGrid>
-        <w:gridCol w:w="421"/>
-        <w:gridCol w:w="373"/>
-        <w:gridCol w:w="3305"/>
-        <w:gridCol w:w="1141"/>
-        <w:gridCol w:w="881"/>
-        <w:gridCol w:w="1302"/>
-        <w:gridCol w:w="1071"/>
+        <w:gridCol w:w="510"/>
+        <w:gridCol w:w="451"/>
+        <w:gridCol w:w="2651"/>
+        <w:gridCol w:w="1379"/>
+        <w:gridCol w:w="812"/>
+        <w:gridCol w:w="1575"/>
+        <w:gridCol w:w="1116"/>
       </w:tblGrid>
       <w:tr>
         <w:trPr>
@@ -2000,10 +2030,10 @@
                 <w:noProof/>
               </w:rPr>
               <w:drawing>
-                <wp:inline distT="0" distB="0" distL="0" distR="0" wp14:anchorId="3A0BC98F" wp14:editId="4E92FBA0">
-                  <wp:extent cx="5255812" cy="3459984"/>
-                  <wp:effectExtent l="0" t="0" r="2540" b="7620"/>
-                  <wp:docPr id="35148974" name="Imagen 11"/>
+                <wp:inline distT="0" distB="0" distL="0" distR="0" wp14:anchorId="67FD27F2" wp14:editId="08B84580">
+                  <wp:extent cx="5266118" cy="3466768"/>
+                  <wp:effectExtent l="0" t="0" r="0" b="635"/>
+                  <wp:docPr id="1118513568" name="Imagen 4"/>
                   <wp:cNvGraphicFramePr>
                     <a:graphicFrameLocks xmlns:a="http://schemas.openxmlformats.org/drawingml/2006/main" noChangeAspect="1"/>
                   </wp:cNvGraphicFramePr>
@@ -2011,7 +2041,7 @@
                     <a:graphicData uri="http://schemas.openxmlformats.org/drawingml/2006/picture">
                       <pic:pic xmlns:pic="http://schemas.openxmlformats.org/drawingml/2006/picture">
                         <pic:nvPicPr>
-                          <pic:cNvPr id="0" name="Picture 11"/>
+                          <pic:cNvPr id="0" name="Picture 4"/>
                           <pic:cNvPicPr>
                             <a:picLocks noChangeAspect="1" noChangeArrowheads="1"/>
                           </pic:cNvPicPr>
@@ -2032,7 +2062,7 @@
                         <pic:spPr bwMode="auto">
                           <a:xfrm>
                             <a:off x="0" y="0"/>
-                            <a:ext cx="5258367" cy="3461666"/>
+                            <a:ext cx="5267592" cy="3467738"/>
                           </a:xfrm>
                           <a:prstGeom prst="rect">
                             <a:avLst/>
@@ -2087,7 +2117,7 @@
       </w:tr>
       <w:tr>
         <w:trPr>
-          <w:trHeight w:val="1133"/>
+          <w:trHeight w:val="885"/>
         </w:trPr>
         <w:tc>
           <w:tcPr>
@@ -2109,24 +2139,25 @@
           </w:tcPr>
           <w:p>
             <w:r>
-              <w:t xml:space="preserve">La empresa llena todos los campos requeridos y sube el banner; al hacer clic </w:t>
-            </w:r>
-            <w:r>
-              <w:t xml:space="preserve">al </w:t>
-            </w:r>
-            <w:proofErr w:type="spellStart"/>
-            <w:r>
-              <w:t>boton</w:t>
-            </w:r>
-            <w:proofErr w:type="spellEnd"/>
-            <w:r>
-              <w:t xml:space="preserve"> “</w:t>
-            </w:r>
-            <w:r>
-              <w:t>Subir</w:t>
-            </w:r>
-            <w:r>
-              <w:t>”, entonces el sistema guarda el anuncio y muestra el mensaje “Anuncio publicado exitosamente”.</w:t>
+              <w:t xml:space="preserve">El representante de la empresa llena los campos </w:t>
+            </w:r>
+            <w:r>
+              <w:t>(</w:t>
+            </w:r>
+            <w:r>
+              <w:t>Titulo del anuncio, Imagen, Descripción</w:t>
+            </w:r>
+            <w:r>
+              <w:t>)</w:t>
+            </w:r>
+            <w:r>
+              <w:t xml:space="preserve">, hace clic al botón “Publicar”, el sistema </w:t>
+            </w:r>
+            <w:r>
+              <w:t>muestra</w:t>
+            </w:r>
+            <w:r>
+              <w:t xml:space="preserve"> un mensaje “El anuncio se publicó exitosamente”</w:t>
             </w:r>
           </w:p>
         </w:tc>
@@ -2155,7 +2186,15 @@
           </w:tcPr>
           <w:p>
             <w:r>
-              <w:t>Si la empresa intenta publicar el anuncio sin completar algún campo obligatorio, entonces el sistema no guarda el anuncio y muestra el mensaje “Debe completar toda la información para publicar el anuncio”.</w:t>
+              <w:t>Si el representante de la empresa no relleno el campo “Titulo del anuncio” y da clic en el botón “Publicar</w:t>
+            </w:r>
+            <w:proofErr w:type="gramStart"/>
+            <w:r>
+              <w:t>” ,</w:t>
+            </w:r>
+            <w:proofErr w:type="gramEnd"/>
+            <w:r>
+              <w:t xml:space="preserve"> el sistema emitirá un mensaje “No coloco un título para su anuncio”.</w:t>
             </w:r>
           </w:p>
         </w:tc>
@@ -2643,7 +2682,6 @@
   <w:style w:type="character" w:default="1" w:styleId="Fuentedeprrafopredeter">
     <w:name w:val="Default Paragraph Font"/>
     <w:uiPriority w:val="1"/>
-    <w:semiHidden/>
     <w:unhideWhenUsed/>
   </w:style>
   <w:style w:type="table" w:default="1" w:styleId="Tablanormal">

--- a/05 Scrum/Historia de Usuario Sprint 2.docx
+++ b/05 Scrum/Historia de Usuario Sprint 2.docx
@@ -429,15 +429,7 @@
               <w:t xml:space="preserve">Si el usuario ingresa </w:t>
             </w:r>
             <w:r>
-              <w:t>los datos de una tarjeta vencida en el campo “Numero de tarjeta” y da al botón “</w:t>
-            </w:r>
-            <w:proofErr w:type="gramStart"/>
-            <w:r>
-              <w:t>Suscribirse ”</w:t>
-            </w:r>
-            <w:proofErr w:type="gramEnd"/>
-            <w:r>
-              <w:t xml:space="preserve"> , el sistema mostrara un mensaje “Ingrese una tarjeta valida”.</w:t>
+              <w:t>los datos de una tarjeta vencida en el campo “Numero de tarjeta” y da al botón “Suscribirse ” , el sistema mostrara un mensaje “Ingrese una tarjeta valida”.</w:t>
             </w:r>
           </w:p>
         </w:tc>
@@ -1293,23 +1285,7 @@
           </w:tcPr>
           <w:p>
             <w:r>
-              <w:t xml:space="preserve">Si el representante de la empresa realizo un cambio a un anuncio y selecciona otro anuncio sin antes guardar los cambios </w:t>
-            </w:r>
-            <w:proofErr w:type="gramStart"/>
-            <w:r>
-              <w:t>realizado ,</w:t>
-            </w:r>
-            <w:proofErr w:type="gramEnd"/>
-            <w:r>
-              <w:t xml:space="preserve"> el sistema emitirá un mensaje “No se guardó los </w:t>
-            </w:r>
-            <w:proofErr w:type="gramStart"/>
-            <w:r>
-              <w:t>cambios realizado</w:t>
-            </w:r>
-            <w:proofErr w:type="gramEnd"/>
-            <w:r>
-              <w:t xml:space="preserve"> en el anuncio”</w:t>
+              <w:t>Si el representante de la empresa realizo un cambio a un anuncio y selecciona otro anuncio sin antes guardar los cambios realizado , el sistema emitirá un mensaje “No se guardó los cambios realizado en el anuncio”</w:t>
             </w:r>
             <w:r>
               <w:t>.</w:t>
@@ -2186,15 +2162,7 @@
           </w:tcPr>
           <w:p>
             <w:r>
-              <w:t>Si el representante de la empresa no relleno el campo “Titulo del anuncio” y da clic en el botón “Publicar</w:t>
-            </w:r>
-            <w:proofErr w:type="gramStart"/>
-            <w:r>
-              <w:t>” ,</w:t>
-            </w:r>
-            <w:proofErr w:type="gramEnd"/>
-            <w:r>
-              <w:t xml:space="preserve"> el sistema emitirá un mensaje “No coloco un título para su anuncio”.</w:t>
+              <w:t>Si el representante de la empresa no relleno el campo “Titulo del anuncio” y da clic en el botón “Publicar” , el sistema emitirá un mensaje “No coloco un título para su anuncio”.</w:t>
             </w:r>
           </w:p>
         </w:tc>
@@ -2682,6 +2650,7 @@
   <w:style w:type="character" w:default="1" w:styleId="Fuentedeprrafopredeter">
     <w:name w:val="Default Paragraph Font"/>
     <w:uiPriority w:val="1"/>
+    <w:semiHidden/>
     <w:unhideWhenUsed/>
   </w:style>
   <w:style w:type="table" w:default="1" w:styleId="Tablanormal">
